--- a/docs/relatorio-a3.docx
+++ b/docs/relatorio-a3.docx
@@ -7,7 +7,7 @@
         <w:pStyle w:val="Title"/>
       </w:pPr>
       <w:r>
-        <w:t xml:space="preserve">Relatorio de Acompanhamento da A3</w:t>
+        <w:t xml:space="preserve">Relat?rio de Acompanhamento da A3</w:t>
       </w:r>
     </w:p>
     <w:p>
@@ -15,7 +15,7 @@
         <w:pStyle w:val="Subtitle"/>
       </w:pPr>
       <w:r>
-        <w:t xml:space="preserve">Gestao e Qualidade de Software</w:t>
+        <w:t xml:space="preserve">Gest?o e Qualidade de Software</w:t>
       </w:r>
     </w:p>
     <w:p>
@@ -36,17 +36,17 @@
         <w:pStyle w:val="Heading1"/>
       </w:pPr>
       <w:r>
-        <w:t xml:space="preserve">1. Introducao</w:t>
-      </w:r>
-    </w:p>
-    <w:p>
-      <w:r>
-        <w:t xml:space="preserve">Este documento registra as atualizacoes realizadas no sistema legado de controle de estoque, com o objetivo de apoiar a elaboracao do trabalho final da A3 da unidade curricular de Gestao e Qualidade de Software.</w:t>
-      </w:r>
-    </w:p>
-    <w:p>
-      <w:r>
-        <w:t xml:space="preserve">O documento deve ser atualizado a cada melhoria, correcao, configuracao de qualidade ou teste automatizado implementado no projeto.</w:t>
+        <w:t xml:space="preserve">1. Introdu??o</w:t>
+      </w:r>
+    </w:p>
+    <w:p>
+      <w:r>
+        <w:t xml:space="preserve">Este documento registra as atualiza??es realizadas no sistema legado de controle de estoque, com o objetivo de apoiar a elabora??o do trabalho final da A3 da unidade curricular de Gest?o e Qualidade de Software.</w:t>
+      </w:r>
+    </w:p>
+    <w:p>
+      <w:r>
+        <w:t xml:space="preserve">O documento deve ser atualizado a cada melhoria, corre??o, configura??o de qualidade ou teste automatizado implementado no projeto.</w:t>
       </w:r>
     </w:p>
     <w:p>
@@ -59,20 +59,20 @@
     </w:p>
     <w:p>
       <w:r>
-        <w:t xml:space="preserve">O sistema analisado e uma aplicacao Java com interface grafica Swing, banco de dados MySQL e camada DAO para acesso aos dados. O sistema possui funcionalidades de login, cadastro de usuarios, cadastro de categorias, cadastro de produtos, movimentacao de estoque e relatorios.</w:t>
-      </w:r>
-    </w:p>
-    <w:p>
-      <w:pPr>
-        <w:pStyle w:val="Heading1"/>
-      </w:pPr>
-      <w:r>
-        <w:t xml:space="preserve">3. Repositorio e Controle de Versao</w:t>
-      </w:r>
-    </w:p>
-    <w:p>
-      <w:r>
-        <w:t xml:space="preserve">Repositorio utilizado: https://github.com/JcMauro/controledeestoque_a3</w:t>
+        <w:t xml:space="preserve">O sistema analisado ? uma aplica??o Java com interface gr?fica Swing, banco de dados MySQL e camada DAO para acesso aos dados. O sistema possui funcionalidades de login, cadastro de usu?rios, cadastro de categorias, cadastro de produtos, movimenta??o de estoque e relat?rios.</w:t>
+      </w:r>
+    </w:p>
+    <w:p>
+      <w:pPr>
+        <w:pStyle w:val="Heading1"/>
+      </w:pPr>
+      <w:r>
+        <w:t xml:space="preserve">3. Reposit?rio e Controle de Vers?o</w:t>
+      </w:r>
+    </w:p>
+    <w:p>
+      <w:r>
+        <w:t xml:space="preserve">Reposit?rio utilizado: https://github.com/JcMauro/controledeestoque_a3</w:t>
       </w:r>
     </w:p>
     <w:p>
@@ -87,7 +87,7 @@
     </w:p>
     <w:p>
       <w:r>
-        <w:t xml:space="preserve">- chore: adicionar versao inicial do sistema legado</w:t>
+        <w:t xml:space="preserve">- chore: adicionar vers?o inicial do sistema legado</w:t>
       </w:r>
     </w:p>
     <w:p>
@@ -97,12 +97,12 @@
     </w:p>
     <w:p>
       <w:r>
-        <w:t xml:space="preserve">- docs: atualizar readme do projeto</w:t>
-      </w:r>
-    </w:p>
-    <w:p>
-      <w:r>
-        <w:t xml:space="preserve">- docs: atualizar github dos integrantes</w:t>
+        <w:t xml:space="preserve">- docs: atualizar README do projeto</w:t>
+      </w:r>
+    </w:p>
+    <w:p>
+      <w:r>
+        <w:t xml:space="preserve">- docs: atualizar GitHub dos integrantes</w:t>
       </w:r>
     </w:p>
     <w:p>
@@ -116,162 +116,162 @@
     <w:tbl>
       <w:tr>
         <w:tc>
+          <w:tcPr>
+            <w:tcW w:w="3000" w:type="dxa"/>
+          </w:tcPr>
           <w:p>
             <w:r>
               <w:t xml:space="preserve">Nome</w:t>
             </w:r>
           </w:p>
-          <w:tcPr>
-            <w:tcW w:w="3000" w:type="dxa"/>
-          </w:tcPr>
-        </w:tc>
-        <w:tc>
+        </w:tc>
+        <w:tc>
+          <w:tcPr>
+            <w:tcW w:w="3000" w:type="dxa"/>
+          </w:tcPr>
           <w:p>
             <w:r>
               <w:t xml:space="preserve">GitHub</w:t>
             </w:r>
           </w:p>
-          <w:tcPr>
-            <w:tcW w:w="3000" w:type="dxa"/>
-          </w:tcPr>
-        </w:tc>
-        <w:tc>
+        </w:tc>
+        <w:tc>
+          <w:tcPr>
+            <w:tcW w:w="3000" w:type="dxa"/>
+          </w:tcPr>
           <w:p>
             <w:r>
               <w:t xml:space="preserve">RA</w:t>
             </w:r>
           </w:p>
-          <w:tcPr>
-            <w:tcW w:w="3000" w:type="dxa"/>
-          </w:tcPr>
-        </w:tc>
-      </w:tr>
-      <w:tr>
-        <w:tc>
-          <w:p>
-            <w:r>
-              <w:t xml:space="preserve">Julio Cesar de Souza Mauro</w:t>
-            </w:r>
-          </w:p>
-          <w:tcPr>
-            <w:tcW w:w="3000" w:type="dxa"/>
-          </w:tcPr>
-        </w:tc>
-        <w:tc>
+        </w:tc>
+      </w:tr>
+      <w:tr>
+        <w:tc>
+          <w:tcPr>
+            <w:tcW w:w="3000" w:type="dxa"/>
+          </w:tcPr>
+          <w:p>
+            <w:r>
+              <w:t xml:space="preserve">J?lio Cesar de Souza Mauro</w:t>
+            </w:r>
+          </w:p>
+        </w:tc>
+        <w:tc>
+          <w:tcPr>
+            <w:tcW w:w="3000" w:type="dxa"/>
+          </w:tcPr>
           <w:p>
             <w:r>
               <w:t xml:space="preserve">JcMauro</w:t>
             </w:r>
           </w:p>
-          <w:tcPr>
-            <w:tcW w:w="3000" w:type="dxa"/>
-          </w:tcPr>
-        </w:tc>
-        <w:tc>
+        </w:tc>
+        <w:tc>
+          <w:tcPr>
+            <w:tcW w:w="3000" w:type="dxa"/>
+          </w:tcPr>
           <w:p>
             <w:r>
               <w:t xml:space="preserve">10724269838</w:t>
             </w:r>
           </w:p>
-          <w:tcPr>
-            <w:tcW w:w="3000" w:type="dxa"/>
-          </w:tcPr>
-        </w:tc>
-      </w:tr>
-      <w:tr>
-        <w:tc>
+        </w:tc>
+      </w:tr>
+      <w:tr>
+        <w:tc>
+          <w:tcPr>
+            <w:tcW w:w="3000" w:type="dxa"/>
+          </w:tcPr>
           <w:p>
             <w:r>
               <w:t xml:space="preserve">Gustavo de Espindola Martins</w:t>
             </w:r>
           </w:p>
-          <w:tcPr>
-            <w:tcW w:w="3000" w:type="dxa"/>
-          </w:tcPr>
-        </w:tc>
-        <w:tc>
+        </w:tc>
+        <w:tc>
+          <w:tcPr>
+            <w:tcW w:w="3000" w:type="dxa"/>
+          </w:tcPr>
           <w:p>
             <w:r>
               <w:t xml:space="preserve">gustavodees</w:t>
             </w:r>
           </w:p>
-          <w:tcPr>
-            <w:tcW w:w="3000" w:type="dxa"/>
-          </w:tcPr>
-        </w:tc>
-        <w:tc>
+        </w:tc>
+        <w:tc>
+          <w:tcPr>
+            <w:tcW w:w="3000" w:type="dxa"/>
+          </w:tcPr>
           <w:p>
             <w:r>
               <w:t xml:space="preserve">10724238393</w:t>
             </w:r>
           </w:p>
-          <w:tcPr>
-            <w:tcW w:w="3000" w:type="dxa"/>
-          </w:tcPr>
-        </w:tc>
-      </w:tr>
-      <w:tr>
-        <w:tc>
+        </w:tc>
+      </w:tr>
+      <w:tr>
+        <w:tc>
+          <w:tcPr>
+            <w:tcW w:w="3000" w:type="dxa"/>
+          </w:tcPr>
           <w:p>
             <w:r>
               <w:t xml:space="preserve">Nycolle Vieira</w:t>
             </w:r>
           </w:p>
-          <w:tcPr>
-            <w:tcW w:w="3000" w:type="dxa"/>
-          </w:tcPr>
-        </w:tc>
-        <w:tc>
+        </w:tc>
+        <w:tc>
+          <w:tcPr>
+            <w:tcW w:w="3000" w:type="dxa"/>
+          </w:tcPr>
           <w:p>
             <w:r>
               <w:t xml:space="preserve">NycolleVieira</w:t>
             </w:r>
           </w:p>
-          <w:tcPr>
-            <w:tcW w:w="3000" w:type="dxa"/>
-          </w:tcPr>
-        </w:tc>
-        <w:tc>
+        </w:tc>
+        <w:tc>
+          <w:tcPr>
+            <w:tcW w:w="3000" w:type="dxa"/>
+          </w:tcPr>
           <w:p>
             <w:r>
               <w:t xml:space="preserve">A confirmar</w:t>
             </w:r>
           </w:p>
-          <w:tcPr>
-            <w:tcW w:w="3000" w:type="dxa"/>
-          </w:tcPr>
-        </w:tc>
-      </w:tr>
-      <w:tr>
-        <w:tc>
+        </w:tc>
+      </w:tr>
+      <w:tr>
+        <w:tc>
+          <w:tcPr>
+            <w:tcW w:w="3000" w:type="dxa"/>
+          </w:tcPr>
           <w:p>
             <w:r>
               <w:t xml:space="preserve">Layse Gabrielly Silva Lima</w:t>
             </w:r>
           </w:p>
-          <w:tcPr>
-            <w:tcW w:w="3000" w:type="dxa"/>
-          </w:tcPr>
-        </w:tc>
-        <w:tc>
+        </w:tc>
+        <w:tc>
+          <w:tcPr>
+            <w:tcW w:w="3000" w:type="dxa"/>
+          </w:tcPr>
           <w:p>
             <w:r>
               <w:t xml:space="preserve">LAYSEGABI</w:t>
             </w:r>
           </w:p>
-          <w:tcPr>
-            <w:tcW w:w="3000" w:type="dxa"/>
-          </w:tcPr>
-        </w:tc>
-        <w:tc>
+        </w:tc>
+        <w:tc>
+          <w:tcPr>
+            <w:tcW w:w="3000" w:type="dxa"/>
+          </w:tcPr>
           <w:p>
             <w:r>
               <w:t xml:space="preserve">A confirmar</w:t>
             </w:r>
           </w:p>
-          <w:tcPr>
-            <w:tcW w:w="3000" w:type="dxa"/>
-          </w:tcPr>
         </w:tc>
       </w:tr>
     </w:tbl>
@@ -280,7 +280,7 @@
         <w:pStyle w:val="Heading1"/>
       </w:pPr>
       <w:r>
-        <w:t xml:space="preserve">5. Melhorias de Qualidade Ja Aplicadas</w:t>
+        <w:t xml:space="preserve">5. Melhorias de Qualidade J? Aplicadas</w:t>
       </w:r>
     </w:p>
     <w:p>
@@ -288,12 +288,12 @@
         <w:pStyle w:val="Heading2"/>
       </w:pPr>
       <w:r>
-        <w:t xml:space="preserve">5.1 Ajuste no calculo do valor total do produto</w:t>
-      </w:r>
-    </w:p>
-    <w:p>
-      <w:r>
-        <w:t xml:space="preserve">O metodo Produto.getValorTotal() retornava Object e convertia o resultado para int. A melhoria alterou o retorno para double, preservando o valor financeiro com casas decimais.</w:t>
+        <w:t xml:space="preserve">5.1 Ajuste no c?lculo do valor total do produto</w:t>
+      </w:r>
+    </w:p>
+    <w:p>
+      <w:r>
+        <w:t xml:space="preserve">O m?todo Produto.getValorTotal() retornava Object e convertia o resultado para int. A melhoria alterou o retorno para double, preservando o valor financeiro com casas decimais.</w:t>
       </w:r>
     </w:p>
     <w:p>
@@ -301,12 +301,12 @@
         <w:pStyle w:val="Heading2"/>
       </w:pPr>
       <w:r>
-        <w:t xml:space="preserve">5.2 Protecao da senha no metodo Login.toString()</w:t>
-      </w:r>
-    </w:p>
-    <w:p>
-      <w:r>
-        <w:t xml:space="preserve">O metodo Login.toString() exibia a senha do usuario. A melhoria substituiu esse valor por senha=&lt;oculta&gt;, reduzindo exposicao de dados sensiveis.</w:t>
+        <w:t xml:space="preserve">5.2 Prote??o da senha no m?todo Login.toString()</w:t>
+      </w:r>
+    </w:p>
+    <w:p>
+      <w:r>
+        <w:t xml:space="preserve">O m?todo Login.toString() exibia a senha do usu?rio. A melhoria substituiu esse valor por senha=&lt;oculta&gt;, reduzindo a exposi??o de dados sens?veis.</w:t>
       </w:r>
     </w:p>
     <w:p>
@@ -314,12 +314,12 @@
         <w:pStyle w:val="Heading2"/>
       </w:pPr>
       <w:r>
-        <w:t xml:space="preserve">5.3 Uso de PreparedStatement em operacoes de remocao</w:t>
-      </w:r>
-    </w:p>
-    <w:p>
-      <w:r>
-        <w:t xml:space="preserve">Os metodos ProdutoDAO.removerProduto() e CategoriaDAO.removerCategoria() montavam comandos SQL concatenando o ID informado. A melhoria passou essas operacoes para PreparedStatement, mantendo o funcionamento original com mais seguranca.</w:t>
+        <w:t xml:space="preserve">5.3 Uso de PreparedStatement em opera??es de remo??o</w:t>
+      </w:r>
+    </w:p>
+    <w:p>
+      <w:r>
+        <w:t xml:space="preserve">Os m?todos ProdutoDAO.removerProduto() e CategoriaDAO.removerCategoria() montavam comandos SQL concatenando o ID informado. A melhoria passou essas opera??es para PreparedStatement, mantendo o funcionamento original com mais seguran?a.</w:t>
       </w:r>
     </w:p>
     <w:p>
@@ -327,12 +327,12 @@
         <w:pStyle w:val="Heading2"/>
       </w:pPr>
       <w:r>
-        <w:t xml:space="preserve">5.4 Melhoria na configuracao da conexao com o banco</w:t>
-      </w:r>
-    </w:p>
-    <w:p>
-      <w:r>
-        <w:t xml:space="preserve">A classe ConexaoDAO manteve os dados padrao do ambiente local, mas passou a permitir configuracao por variaveis de ambiente: DB_URL, DB_USER e DB_PASSWORD.</w:t>
+        <w:t xml:space="preserve">5.4 Melhoria na configura??o da conex?o com o banco</w:t>
+      </w:r>
+    </w:p>
+    <w:p>
+      <w:r>
+        <w:t xml:space="preserve">A classe ConexaoDAO manteve os dados padr?o do ambiente local, mas passou a permitir configura??o por vari?veis de ambiente: DB_URL, DB_USER e DB_PASSWORD.</w:t>
       </w:r>
     </w:p>
     <w:p>
@@ -340,20 +340,20 @@
         <w:pStyle w:val="Heading2"/>
       </w:pPr>
       <w:r>
-        <w:t xml:space="preserve">5.5 Atualizacao do README</w:t>
-      </w:r>
-    </w:p>
-    <w:p>
-      <w:r>
-        <w:t xml:space="preserve">O README foi atualizado com os integrantes atuais, repositorio correto, dados do banco, ferramenta Maven e referencia ao documento de melhorias de qualidade.</w:t>
-      </w:r>
-    </w:p>
-    <w:p>
-      <w:pPr>
-        <w:pStyle w:val="Heading1"/>
-      </w:pPr>
-      <w:r>
-        <w:t xml:space="preserve">6. Validacoes Realizadas Ate o Momento</w:t>
+        <w:t xml:space="preserve">5.5 Atualiza??o do README</w:t>
+      </w:r>
+    </w:p>
+    <w:p>
+      <w:r>
+        <w:t xml:space="preserve">O README foi atualizado com os integrantes atuais, reposit?rio correto, dados do banco, ferramenta Maven e refer?ncia ao documento de melhorias de qualidade.</w:t>
+      </w:r>
+    </w:p>
+    <w:p>
+      <w:pPr>
+        <w:pStyle w:val="Heading1"/>
+      </w:pPr>
+      <w:r>
+        <w:t xml:space="preserve">6. Valida??es Realizadas At? o Momento</w:t>
       </w:r>
     </w:p>
     <w:p>
@@ -368,17 +368,17 @@
     </w:p>
     <w:p>
       <w:r>
-        <w:t xml:space="preserve">- Ainda nao existem testes automatizados implementados; por isso o Maven informa No tests to run.</w:t>
-      </w:r>
-    </w:p>
-    <w:p>
-      <w:r>
-        <w:t xml:space="preserve">- A aplicacao abriu a tela de login Controle de Estoque - Acesso.</w:t>
-      </w:r>
-    </w:p>
-    <w:p>
-      <w:r>
-        <w:t xml:space="preserve">- A conexao com o banco local db_controledeestoque foi validada.</w:t>
+        <w:t xml:space="preserve">- Ainda n?o existem testes automatizados implementados; por isso o Maven informa No tests to run.</w:t>
+      </w:r>
+    </w:p>
+    <w:p>
+      <w:r>
+        <w:t xml:space="preserve">- A aplica??o abriu a tela de login Controle de Estoque - Acesso.</w:t>
+      </w:r>
+    </w:p>
+    <w:p>
+      <w:r>
+        <w:t xml:space="preserve">- A conex?o com o banco local db_controledeestoque foi validada.</w:t>
       </w:r>
     </w:p>
     <w:p>
@@ -391,22 +391,22 @@
     </w:p>
     <w:p>
       <w:r>
-        <w:t xml:space="preserve">Os testes serao implementados usando dados reais do banco de dados. Por esse motivo, parte dos testes sera classificada como teste de integracao, pois validara o comportamento das classes DAO junto ao MySQL.</w:t>
-      </w:r>
-    </w:p>
-    <w:p>
-      <w:r>
-        <w:t xml:space="preserve">Ordem planejada de implementacao dos testes:</w:t>
-      </w:r>
-    </w:p>
-    <w:p>
-      <w:r>
-        <w:t xml:space="preserve">- Conexao e estrutura do banco de dados.</w:t>
-      </w:r>
-    </w:p>
-    <w:p>
-      <w:r>
-        <w:t xml:space="preserve">- Login e cadastro de usuarios.</w:t>
+        <w:t xml:space="preserve">Os testes ser?o implementados usando dados reais do banco de dados. Por esse motivo, parte dos testes ser? classificada como teste de integra??o, pois validar? o comportamento das classes DAO junto ao MySQL.</w:t>
+      </w:r>
+    </w:p>
+    <w:p>
+      <w:r>
+        <w:t xml:space="preserve">Ordem planejada de implementa??o dos testes:</w:t>
+      </w:r>
+    </w:p>
+    <w:p>
+      <w:r>
+        <w:t xml:space="preserve">- Conex?o e estrutura do banco de dados.</w:t>
+      </w:r>
+    </w:p>
+    <w:p>
+      <w:r>
+        <w:t xml:space="preserve">- Login e cadastro de usu?rios.</w:t>
       </w:r>
     </w:p>
     <w:p>
@@ -421,12 +421,12 @@
     </w:p>
     <w:p>
       <w:r>
-        <w:t xml:space="preserve">- Movimentacao de estoque.</w:t>
-      </w:r>
-    </w:p>
-    <w:p>
-      <w:r>
-        <w:t xml:space="preserve">- Relatorios.</w:t>
+        <w:t xml:space="preserve">- Movimenta??o de estoque.</w:t>
+      </w:r>
+    </w:p>
+    <w:p>
+      <w:r>
+        <w:t xml:space="preserve">- Relat?rios.</w:t>
       </w:r>
     </w:p>
     <w:p>
@@ -436,15 +436,15 @@
     </w:p>
     <w:p>
       <w:r>
-        <w:t xml:space="preserve">- Integracao continua com GitHub Actions.</w:t>
-      </w:r>
-    </w:p>
-    <w:p>
-      <w:pPr>
-        <w:pStyle w:val="Heading1"/>
-      </w:pPr>
-      <w:r>
-        <w:t xml:space="preserve">8. Proximas Etapas</w:t>
+        <w:t xml:space="preserve">- Integra??o cont?nua com GitHub Actions.</w:t>
+      </w:r>
+    </w:p>
+    <w:p>
+      <w:pPr>
+        <w:pStyle w:val="Heading1"/>
+      </w:pPr>
+      <w:r>
+        <w:t xml:space="preserve">8. Pr?ximas Etapas</w:t>
       </w:r>
     </w:p>
     <w:p>
@@ -469,80 +469,112 @@
     </w:p>
     <w:p>
       <w:r>
-        <w:t xml:space="preserve">- Configurar analise estatica com SonarCloud ou ferramenta equivalente.</w:t>
-      </w:r>
-    </w:p>
-    <w:p>
-      <w:pPr>
-        <w:pStyle w:val="Heading1"/>
-      </w:pPr>
-      <w:r>
-        <w:t xml:space="preserve">9. Historico de Atualizacoes do Documento</w:t>
+        <w:t xml:space="preserve">- Configurar an?lise est?tica com SonarCloud ou ferramenta equivalente.</w:t>
+      </w:r>
+    </w:p>
+    <w:p>
+      <w:pPr>
+        <w:pStyle w:val="Heading1"/>
+      </w:pPr>
+      <w:r>
+        <w:t xml:space="preserve">9. Hist?rico de Atualiza??es do Documento</w:t>
       </w:r>
     </w:p>
     <w:tbl>
       <w:tr>
         <w:tc>
+          <w:tcPr>
+            <w:tcW w:w="3000" w:type="dxa"/>
+          </w:tcPr>
           <w:p>
             <w:r>
               <w:t xml:space="preserve">Data</w:t>
             </w:r>
           </w:p>
-          <w:tcPr>
-            <w:tcW w:w="3000" w:type="dxa"/>
-          </w:tcPr>
-        </w:tc>
-        <w:tc>
-          <w:p>
-            <w:r>
-              <w:t xml:space="preserve">Atualizacao</w:t>
-            </w:r>
-          </w:p>
-          <w:tcPr>
-            <w:tcW w:w="3000" w:type="dxa"/>
-          </w:tcPr>
-        </w:tc>
-        <w:tc>
-          <w:p>
-            <w:r>
-              <w:t xml:space="preserve">Responsavel</w:t>
-            </w:r>
-          </w:p>
-          <w:tcPr>
-            <w:tcW w:w="3000" w:type="dxa"/>
-          </w:tcPr>
-        </w:tc>
-      </w:tr>
-      <w:tr>
-        <w:tc>
+        </w:tc>
+        <w:tc>
+          <w:tcPr>
+            <w:tcW w:w="3000" w:type="dxa"/>
+          </w:tcPr>
+          <w:p>
+            <w:r>
+              <w:t xml:space="preserve">Atualiza??o</w:t>
+            </w:r>
+          </w:p>
+        </w:tc>
+        <w:tc>
+          <w:tcPr>
+            <w:tcW w:w="3000" w:type="dxa"/>
+          </w:tcPr>
+          <w:p>
+            <w:r>
+              <w:t xml:space="preserve">Respons?vel</w:t>
+            </w:r>
+          </w:p>
+        </w:tc>
+      </w:tr>
+      <w:tr>
+        <w:tc>
+          <w:tcPr>
+            <w:tcW w:w="3000" w:type="dxa"/>
+          </w:tcPr>
           <w:p>
             <w:r>
               <w:t xml:space="preserve">05/06/2026</w:t>
             </w:r>
           </w:p>
-          <w:tcPr>
-            <w:tcW w:w="3000" w:type="dxa"/>
-          </w:tcPr>
-        </w:tc>
-        <w:tc>
-          <w:p>
-            <w:r>
-              <w:t xml:space="preserve">Criacao do documento inicial com melhorias ja realizadas.</w:t>
-            </w:r>
-          </w:p>
-          <w:tcPr>
-            <w:tcW w:w="3000" w:type="dxa"/>
-          </w:tcPr>
-        </w:tc>
-        <w:tc>
+        </w:tc>
+        <w:tc>
+          <w:tcPr>
+            <w:tcW w:w="3000" w:type="dxa"/>
+          </w:tcPr>
+          <w:p>
+            <w:r>
+              <w:t xml:space="preserve">Cria??o do documento inicial com melhorias j? realizadas.</w:t>
+            </w:r>
+          </w:p>
+        </w:tc>
+        <w:tc>
+          <w:tcPr>
+            <w:tcW w:w="3000" w:type="dxa"/>
+          </w:tcPr>
           <w:p>
             <w:r>
               <w:t xml:space="preserve">JcMauro / Codex</w:t>
             </w:r>
           </w:p>
-          <w:tcPr>
-            <w:tcW w:w="3000" w:type="dxa"/>
-          </w:tcPr>
+        </w:tc>
+      </w:tr>
+      <w:tr>
+        <w:tc>
+          <w:tcPr>
+            <w:tcW w:w="3000" w:type="dxa"/>
+          </w:tcPr>
+          <w:p>
+            <w:r>
+              <w:t xml:space="preserve">05/06/2026</w:t>
+            </w:r>
+          </w:p>
+        </w:tc>
+        <w:tc>
+          <w:tcPr>
+            <w:tcW w:w="3000" w:type="dxa"/>
+          </w:tcPr>
+          <w:p>
+            <w:r>
+              <w:t xml:space="preserve">Corre??o de acentua??o e revis?o de portugu?s do documento.</w:t>
+            </w:r>
+          </w:p>
+        </w:tc>
+        <w:tc>
+          <w:tcPr>
+            <w:tcW w:w="3000" w:type="dxa"/>
+          </w:tcPr>
+          <w:p>
+            <w:r>
+              <w:t xml:space="preserve">JcMauro / Codex</w:t>
+            </w:r>
+          </w:p>
         </w:tc>
       </w:tr>
     </w:tbl>

--- a/docs/relatorio-a3.docx
+++ b/docs/relatorio-a3.docx
@@ -340,12 +340,12 @@
     </w:p>
     <w:p>
       <w:r>
-        <w:t xml:space="preserve">05/06/2026 - Criação do documento inicial com melhorias já realizadas. Responsável: JcMauro / Codex.</w:t>
-      </w:r>
-    </w:p>
-    <w:p>
-      <w:r>
-        <w:t xml:space="preserve">05/06/2026 - Correção da acentuação e revisão textual do documento. Responsável: JcMauro / Codex.</w:t>
+        <w:t xml:space="preserve">05/06/2026 - Criação do documento inicial com melhorias já realizadas. Responsável: Júlio Cesar de Souza Mauro.</w:t>
+      </w:r>
+    </w:p>
+    <w:p>
+      <w:r>
+        <w:t xml:space="preserve">05/06/2026 - Correção da acentuação e revisão textual do documento. Responsável: Júlio Cesar de Souza Mauro.</w:t>
       </w:r>
     </w:p>
     <w:sectPr>

--- a/docs/relatorio-a3.docx
+++ b/docs/relatorio-a3.docx
@@ -352,6 +352,11 @@
       <w:pgSz w:w="11906" w:h="16838"/>
       <w:pgMar w:top="1440" w:right="1440" w:bottom="1440" w:left="1440"/>
     </w:sectPr>
+    <w:p>
+      <w:r>
+        <w:t xml:space="preserve">05/06/2026 - Registro dos ajustes de regras de estoque, valida??o de cadastro e textos da tela de remo??o. Respons?vel: J?lio Cesar de Souza Mauro.</w:t>
+      </w:r>
+    </w:p>
   </w:body>
 </w:document>
 </file>

--- a/docs/relatorio-a3.docx
+++ b/docs/relatorio-a3.docx
@@ -355,6 +355,11 @@
     <w:p>
       <w:r>
         <w:t xml:space="preserve">05/06/2026 - Registro dos ajustes de regras de estoque, valida??o de cadastro e textos da tela de remo??o. Respons?vel: J?lio Cesar de Souza Mauro.</w:t>
+      </w:r>
+    </w:p>
+    <w:p>
+      <w:r>
+        <w:t xml:space="preserve">05/06/2026 - Unifica??o da tela de movimenta??o de estoque. Respons?vel: J?lio Cesar de Souza Mauro.</w:t>
       </w:r>
     </w:p>
   </w:body>

--- a/docs/relatorio-a3.docx
+++ b/docs/relatorio-a3.docx
@@ -360,6 +360,11 @@
     <w:p>
       <w:r>
         <w:t xml:space="preserve">05/06/2026 - Unifica??o da tela de movimenta??o de estoque. Respons?vel: J?lio Cesar de Souza Mauro.</w:t>
+      </w:r>
+    </w:p>
+    <w:p>
+      <w:r>
+        <w:t xml:space="preserve">05/06/2026 - Corre??o do item duplicado de movimenta??o de estoque no menu principal. Respons?vel: J?lio Cesar de Souza Mauro.</w:t>
       </w:r>
     </w:p>
   </w:body>

--- a/docs/relatorio-a3.docx
+++ b/docs/relatorio-a3.docx
@@ -365,6 +365,11 @@
     <w:p>
       <w:r>
         <w:t xml:space="preserve">05/06/2026 - Corre??o do item duplicado de movimenta??o de estoque no menu principal. Respons?vel: J?lio Cesar de Souza Mauro.</w:t>
+      </w:r>
+    </w:p>
+    <w:p>
+      <w:r>
+        <w:t xml:space="preserve">05/06/2026 - Configura??o do JUnit 5, JaCoCo e cria??o dos testes unit?rios dos modelos. Respons?vel: J?lio Cesar de Souza Mauro.</w:t>
       </w:r>
     </w:p>
   </w:body>

--- a/docs/relatorio-a3.docx
+++ b/docs/relatorio-a3.docx
@@ -370,6 +370,11 @@
     <w:p>
       <w:r>
         <w:t xml:space="preserve">05/06/2026 - Configura??o do JUnit 5, JaCoCo e cria??o dos testes unit?rios dos modelos. Respons?vel: J?lio Cesar de Souza Mauro.</w:t>
+      </w:r>
+    </w:p>
+    <w:p>
+      <w:r>
+        <w:t xml:space="preserve">05/06/2026 - Cria??o das classes simples de valida??o para usu?rios, categorias, produtos e estoque. Respons?vel: J?lio Cesar de Souza Mauro.</w:t>
       </w:r>
     </w:p>
   </w:body>

--- a/docs/relatorio-a3.docx
+++ b/docs/relatorio-a3.docx
@@ -375,6 +375,11 @@
     <w:p>
       <w:r>
         <w:t xml:space="preserve">05/06/2026 - Cria??o das classes simples de valida??o para usu?rios, categorias, produtos e estoque. Respons?vel: J?lio Cesar de Souza Mauro.</w:t>
+      </w:r>
+    </w:p>
+    <w:p>
+      <w:r>
+        <w:t xml:space="preserve">05/06/2026 - Cria??o dos testes unit?rios dos validadores com cen?rios de sucesso e falha. Respons?vel: J?lio Cesar de Souza Mauro.</w:t>
       </w:r>
     </w:p>
   </w:body>

--- a/docs/relatorio-a3.docx
+++ b/docs/relatorio-a3.docx
@@ -269,7 +269,7 @@
     </w:p>
     <w:p>
       <w:r>
-        <w:t>- Resultado atual: 65 testes executados, com 0 falhas e 0 erros.</w:t>
+        <w:t>- Resultado atual: 70 testes executados, com 0 falhas e 0 erros.</w:t>
       </w:r>
     </w:p>
     <w:p>
@@ -447,6 +447,11 @@
     <w:p>
       <w:r>
         <w:t>05/06/2026 - Criação dos testes de integração dos DAOs com banco MySQL real e ajuste do cadastro de usuários para preencher username. Responsável: Júlio Cesar de Souza Mauro.</w:t>
+      </w:r>
+    </w:p>
+    <w:p>
+      <w:r>
+        <w:t>05/06/2026 - Criação dos testes de integração para movimentação de estoque e relatórios de produtos. Responsável: Júlio Cesar de Souza Mauro.</w:t>
       </w:r>
     </w:p>
     <w:sectPr>

--- a/docs/relatorio-a3.docx
+++ b/docs/relatorio-a3.docx
@@ -322,7 +322,7 @@
     </w:p>
     <w:p>
       <w:r>
-        <w:t>- Cobertura com JaCoCo.</w:t>
+        <w:t>- Cobertura com JaCoCo medida e registrada.</w:t>
       </w:r>
     </w:p>
     <w:p>
@@ -452,6 +452,11 @@
     <w:p>
       <w:r>
         <w:t>05/06/2026 - Criação dos testes de integração para movimentação de estoque e relatórios de produtos. Responsável: Júlio Cesar de Souza Mauro.</w:t>
+      </w:r>
+    </w:p>
+    <w:p>
+      <w:r>
+        <w:t>05/06/2026 - Medição da cobertura de testes com JaCoCo e registro dos percentuais no relatório. Responsável: Júlio Cesar de Souza Mauro.</w:t>
       </w:r>
     </w:p>
     <w:sectPr>

--- a/docs/relatorio-a3.docx
+++ b/docs/relatorio-a3.docx
@@ -457,6 +457,11 @@
     <w:p>
       <w:r>
         <w:t>05/06/2026 - Medição da cobertura de testes com JaCoCo e registro dos percentuais no relatório. Responsável: Júlio Cesar de Souza Mauro.</w:t>
+      </w:r>
+    </w:p>
+    <w:p>
+      <w:r>
+        <w:t>05/06/2026 - Ajuste da cobertura JaCoCo para medir o backend, excluindo telas Swing do pacote visao. Responsável: Júlio Cesar de Souza Mauro.</w:t>
       </w:r>
     </w:p>
     <w:sectPr>

--- a/docs/relatorio-a3.docx
+++ b/docs/relatorio-a3.docx
@@ -327,7 +327,7 @@
     </w:p>
     <w:p>
       <w:r>
-        <w:t>- Integração contínua com GitHub Actions.</w:t>
+        <w:t>- Integração contínua com GitHub Actions configurada para execução dos testes Maven.</w:t>
       </w:r>
     </w:p>
     <w:p>
@@ -388,15 +388,15 @@
     </w:p>
     <w:p>
       <w:r>
-        <w:t>- Avaliar a inclusão de integração contínua no GitHub Actions.</w:t>
-      </w:r>
-    </w:p>
-    <w:p>
-      <w:r>
         <w:t>- Avaliar a inclusão de análise estática com SonarCloud ou ferramenta equivalente.</w:t>
       </w:r>
     </w:p>
     <w:p>
+      <w:r>
+        <w:t>- Avaliar a inclusão de análise estática com SonarCloud ou ferramenta equivalente.</w:t>
+      </w:r>
+    </w:p>
+    <w:p>
       <w:pPr>
         <w:pStyle w:val="Heading1"/>
       </w:pPr>
@@ -462,6 +462,11 @@
     <w:p>
       <w:r>
         <w:t>05/06/2026 - Ajuste da cobertura JaCoCo para medir o backend, excluindo telas Swing do pacote visao. Responsável: Júlio Cesar de Souza Mauro.</w:t>
+      </w:r>
+    </w:p>
+    <w:p>
+      <w:r>
+        <w:t>05/06/2026 - Criação do workflow GitHub Actions para execução automática dos testes Maven com MySQL. Responsável: Júlio Cesar de Souza Mauro.</w:t>
       </w:r>
     </w:p>
     <w:sectPr>

--- a/docs/relatorio-a3.docx
+++ b/docs/relatorio-a3.docx
@@ -467,6 +467,11 @@
     <w:p>
       <w:r>
         <w:t>05/06/2026 - Criação do workflow GitHub Actions para execução automática dos testes Maven com MySQL. Responsável: Júlio Cesar de Souza Mauro.</w:t>
+      </w:r>
+    </w:p>
+    <w:p>
+      <w:r>
+        <w:t>05/06/2026 - Configuração da análise estática com SonarCloud no Maven e no GitHub Actions. Responsável: Júlio Cesar de Souza Mauro.</w:t>
       </w:r>
     </w:p>
     <w:sectPr>

--- a/docs/relatorio-a3.docx
+++ b/docs/relatorio-a3.docx
@@ -472,6 +472,11 @@
     <w:p>
       <w:r>
         <w:t>05/06/2026 - Configuração da análise estática com SonarCloud no Maven e no GitHub Actions. Responsável: Júlio Cesar de Souza Mauro.</w:t>
+      </w:r>
+    </w:p>
+    <w:p>
+      <w:r>
+        <w:t>05/06/2026 - Correção de issues de confiabilidade apontadas pelo SonarCloud em ProdutoDAO e FrmProduto. Responsável: Júlio Cesar de Souza Mauro.</w:t>
       </w:r>
     </w:p>
     <w:sectPr>

--- a/docs/relatorio-a3.docx
+++ b/docs/relatorio-a3.docx
@@ -477,6 +477,11 @@
     <w:p>
       <w:r>
         <w:t>05/06/2026 - Correção de issues de confiabilidade apontadas pelo SonarCloud em ProdutoDAO e FrmProduto. Responsável: Júlio Cesar de Souza Mauro.</w:t>
+      </w:r>
+    </w:p>
+    <w:p>
+      <w:r>
+        <w:t>05/06/2026 - Ajuste do SonarCloud para analisar somente o backend, excluindo telas Swing do pacote visao. Responsável: Júlio Cesar de Souza Mauro.</w:t>
       </w:r>
     </w:p>
     <w:sectPr>

--- a/docs/relatorio-a3.docx
+++ b/docs/relatorio-a3.docx
@@ -1,5 +1,5 @@
 
-<file path=word/document.xml><?xml version="1.0" encoding="utf-8"?>
+<file path=word\document.xml><?xml version="1.0" encoding="utf-8"?>
 <w:document xmlns:w="http://schemas.openxmlformats.org/wordprocessingml/2006/main">
   <w:body>
     <w:p>
@@ -488,11 +488,29 @@
       <w:pgSz w:w="11906" w:h="16838"/>
       <w:pgMar w:top="1440" w:right="1440" w:bottom="1440" w:left="1440"/>
     </w:sectPr>
+    <w:p>
+      <w:r>
+        <w:rPr>
+          <w:b/>
+        </w:rPr>
+        <w:t>Atualização de qualidade - Security Hotspots</w:t>
+      </w:r>
+    </w:p>
+    <w:p>
+      <w:r>
+        <w:t>Foram removidas chamadas de debug com printStackTrace das classes de acesso a dados e da tela de cadastro de usuários. A alteração reduz alertas de Security Hotspots do SonarCloud e evita a exposição de detalhes internos em mensagens de erro.</w:t>
+      </w:r>
+    </w:p>
+    <w:p>
+      <w:r>
+        <w:t>A melhoria manteve o comportamento original do sistema: os erros continuam sendo tratados com mensagens simples, sem alterar regras de negócio, banco de dados, telas ou fluxo de uso.</w:t>
+      </w:r>
+    </w:p>
   </w:body>
 </w:document>
 </file>
 
-<file path=word/styles.xml><?xml version="1.0" encoding="utf-8"?>
+<file path=word\styles.xml><?xml version="1.0" encoding="utf-8"?>
 <w:styles xmlns:w="http://schemas.openxmlformats.org/wordprocessingml/2006/main">
   <w:style w:type="paragraph" w:styleId="Title">
     <w:name w:val="Title"/>

--- a/docs/relatorio-a3.docx
+++ b/docs/relatorio-a3.docx
@@ -504,6 +504,29 @@
     <w:p>
       <w:r>
         <w:t>A melhoria manteve o comportamento original do sistema: os erros continuam sendo tratados com mensagens simples, sem alterar regras de negócio, banco de dados, telas ou fluxo de uso.</w:t>
+      </w:r>
+    </w:p>
+    <w:p>
+      <w:r>
+        <w:rPr>
+          <w:b/>
+        </w:rPr>
+        <w:t>Revisão final do projeto</w:t>
+      </w:r>
+    </w:p>
+    <w:p>
+      <w:r>
+        <w:t>Foi realizada uma revisão geral antes da documentação final, verificando acentuação dos textos, chamadas entre telas, regras simples de validação, comunicação com os DAOs e compatibilidade das consultas com o script do banco de dados.</w:t>
+      </w:r>
+    </w:p>
+    <w:p>
+      <w:r>
+        <w:t>Foram aplicados ajustes pontuais: fechamento de telas internas sem encerrar o sistema, correção de acentos em mensagens e labels, validação da unidade no cadastro/edição de produtos e correção de texto no cadastro de usuários. As alterações mantêm o escopo simples e acadêmico do projeto.</w:t>
+      </w:r>
+    </w:p>
+    <w:p>
+      <w:r>
+        <w:t>A compilação direta das classes principais com Java 17 foi executada com sucesso. O cliente MySQL não estava disponível no PATH local, então a validação do banco foi feita por conferência do script SQL e pela configuração já validada no GitHub Actions.</w:t>
       </w:r>
     </w:p>
   </w:body>
